--- a/rapports/rapport_exploration_initiale.docx
+++ b/rapports/rapport_exploration_initiale.docx
@@ -21,7 +21,6 @@
         </w:rPr>
         <w:t xml:space="preserve">Rapport d’analyse des </w:t>
       </w:r>
-      <w:proofErr w:type="spellStart"/>
       <w:r>
         <w:rPr>
           <w:sz w:val="36"/>
@@ -29,9 +28,8 @@
           <w:u w:val="single"/>
           <w:lang w:val="fr-FR"/>
         </w:rPr>
-        <w:t>donnees</w:t>
-      </w:r>
-      <w:proofErr w:type="spellEnd"/>
+        <w:t>données</w:t>
+      </w:r>
       <w:r>
         <w:rPr>
           <w:sz w:val="36"/>
@@ -48,67 +46,96 @@
           <w:u w:val="single"/>
           <w:lang w:val="fr-FR"/>
         </w:rPr>
-        <w:t xml:space="preserve">ramingham </w:t>
-      </w:r>
-      <w:proofErr w:type="spellStart"/>
-      <w:r>
+        <w:t>ramingham heart study</w:t>
+      </w:r>
+    </w:p>
+    <w:p>
+      <w:pPr>
+        <w:jc w:val="center"/>
         <w:rPr>
           <w:sz w:val="36"/>
           <w:szCs w:val="36"/>
           <w:u w:val="single"/>
           <w:lang w:val="fr-FR"/>
         </w:rPr>
-        <w:t>heart</w:t>
-      </w:r>
-      <w:proofErr w:type="spellEnd"/>
-      <w:r>
-        <w:rPr>
-          <w:sz w:val="36"/>
-          <w:szCs w:val="36"/>
-          <w:u w:val="single"/>
+      </w:pPr>
+    </w:p>
+    <w:p>
+      <w:pPr>
+        <w:jc w:val="both"/>
+        <w:rPr>
+          <w:sz w:val="24"/>
+          <w:szCs w:val="24"/>
+          <w:lang w:val="fr-FR"/>
+        </w:rPr>
+      </w:pPr>
+      <w:r>
+        <w:rPr>
+          <w:sz w:val="24"/>
+          <w:szCs w:val="24"/>
+          <w:lang w:val="fr-FR"/>
+        </w:rPr>
+        <w:t xml:space="preserve">L'étude </w:t>
+      </w:r>
+      <w:r>
+        <w:rPr>
+          <w:color w:val="FF0000"/>
+          <w:sz w:val="24"/>
+          <w:szCs w:val="24"/>
+          <w:lang w:val="fr-FR"/>
+        </w:rPr>
+        <w:t>Framingham</w:t>
+      </w:r>
+      <w:r>
+        <w:rPr>
+          <w:sz w:val="24"/>
+          <w:szCs w:val="24"/>
+          <w:lang w:val="fr-FR"/>
+        </w:rPr>
+        <w:t xml:space="preserve"> (Framingham Heart Study), débutée en 1948 dans le Massachusetts, est une recherche épidémiologique fondamentale qui a identifié les principaux facteurs de risque cardiovasculaire (tabac, cholestérol, hypertension). Son score de risque permet d'évaluer la probabilité d'un évènement cardiaque </w:t>
+      </w:r>
+      <w:r>
+        <w:rPr>
+          <w:sz w:val="24"/>
+          <w:szCs w:val="24"/>
+          <w:lang w:val="fr-FR"/>
+        </w:rPr>
+        <w:t xml:space="preserve">ou maladie coronarienne </w:t>
+      </w:r>
+      <w:r>
+        <w:rPr>
+          <w:sz w:val="24"/>
+          <w:szCs w:val="24"/>
+          <w:lang w:val="fr-FR"/>
+        </w:rPr>
+        <w:t>sur 10 ans.</w:t>
+      </w:r>
+      <w:r>
+        <w:rPr>
+          <w:sz w:val="24"/>
+          <w:szCs w:val="24"/>
           <w:lang w:val="fr-FR"/>
         </w:rPr>
         <w:t xml:space="preserve"> </w:t>
       </w:r>
-      <w:proofErr w:type="spellStart"/>
-      <w:r>
-        <w:rPr>
-          <w:sz w:val="36"/>
-          <w:szCs w:val="36"/>
-          <w:u w:val="single"/>
-          <w:lang w:val="fr-FR"/>
-        </w:rPr>
-        <w:t>study</w:t>
-      </w:r>
-      <w:proofErr w:type="spellEnd"/>
-    </w:p>
-    <w:p>
-      <w:pPr>
-        <w:jc w:val="center"/>
-        <w:rPr>
-          <w:sz w:val="36"/>
-          <w:szCs w:val="36"/>
-          <w:u w:val="single"/>
-          <w:lang w:val="fr-FR"/>
-        </w:rPr>
-      </w:pPr>
-    </w:p>
-    <w:p>
-      <w:pPr>
-        <w:jc w:val="both"/>
-        <w:rPr>
-          <w:sz w:val="24"/>
-          <w:szCs w:val="24"/>
-          <w:lang w:val="fr-FR"/>
-        </w:rPr>
-      </w:pPr>
-      <w:r>
-        <w:rPr>
-          <w:sz w:val="24"/>
-          <w:szCs w:val="24"/>
-          <w:lang w:val="fr-FR"/>
-        </w:rPr>
-        <w:t xml:space="preserve">L'étude </w:t>
+    </w:p>
+    <w:p>
+      <w:pPr>
+        <w:jc w:val="both"/>
+        <w:rPr>
+          <w:color w:val="000000" w:themeColor="text1"/>
+          <w:sz w:val="24"/>
+          <w:szCs w:val="24"/>
+          <w:lang w:val="fr-FR"/>
+        </w:rPr>
+      </w:pPr>
+      <w:r>
+        <w:rPr>
+          <w:sz w:val="24"/>
+          <w:szCs w:val="24"/>
+          <w:lang w:val="fr-FR"/>
+        </w:rPr>
+        <w:t xml:space="preserve">Une </w:t>
       </w:r>
       <w:r>
         <w:rPr>
@@ -117,121 +144,160 @@
           <w:szCs w:val="24"/>
           <w:lang w:val="fr-FR"/>
         </w:rPr>
-        <w:t>Framingham</w:t>
-      </w:r>
-      <w:r>
-        <w:rPr>
-          <w:sz w:val="24"/>
-          <w:szCs w:val="24"/>
-          <w:lang w:val="fr-FR"/>
-        </w:rPr>
-        <w:t xml:space="preserve"> (Framingham Heart Study), débutée en 1948 dans le Massachusetts, est une recherche épidémiologique fondamentale qui a identifié les principaux facteurs de risque cardiovasculaire (tabac, cholestérol, hypertension). Son score de risque permet d'évaluer la probabilité d'un évènement cardiaque </w:t>
-      </w:r>
-      <w:r>
-        <w:rPr>
-          <w:sz w:val="24"/>
-          <w:szCs w:val="24"/>
-          <w:lang w:val="fr-FR"/>
-        </w:rPr>
-        <w:t xml:space="preserve">ou maladie coronarienne </w:t>
-      </w:r>
-      <w:r>
-        <w:rPr>
-          <w:sz w:val="24"/>
-          <w:szCs w:val="24"/>
-          <w:lang w:val="fr-FR"/>
-        </w:rPr>
-        <w:t>sur 10 ans.</w:t>
-      </w:r>
-      <w:r>
-        <w:rPr>
+        <w:t>maladie coronarienne</w:t>
+      </w:r>
+      <w:r>
+        <w:rPr>
+          <w:color w:val="000000" w:themeColor="text1"/>
+          <w:sz w:val="24"/>
+          <w:szCs w:val="24"/>
+          <w:lang w:val="fr-FR"/>
+        </w:rPr>
+        <w:t xml:space="preserve">, ou </w:t>
+      </w:r>
+      <w:r>
+        <w:rPr>
+          <w:color w:val="000000" w:themeColor="text1"/>
+          <w:sz w:val="24"/>
+          <w:szCs w:val="24"/>
+          <w:lang w:val="fr-FR"/>
+        </w:rPr>
+        <w:t>coronaropathie, est</w:t>
+      </w:r>
+      <w:r>
+        <w:rPr>
+          <w:color w:val="000000" w:themeColor="text1"/>
+          <w:sz w:val="24"/>
+          <w:szCs w:val="24"/>
+          <w:lang w:val="fr-FR"/>
+        </w:rPr>
+        <w:t xml:space="preserve"> une maladie chronique touchant les </w:t>
+      </w:r>
+      <w:r>
+        <w:rPr>
+          <w:color w:val="000000" w:themeColor="text1"/>
+          <w:sz w:val="24"/>
+          <w:szCs w:val="24"/>
+          <w:lang w:val="fr-FR"/>
+        </w:rPr>
+        <w:t>artères</w:t>
+      </w:r>
+      <w:r>
+        <w:rPr>
+          <w:color w:val="000000" w:themeColor="text1"/>
+          <w:sz w:val="24"/>
+          <w:szCs w:val="24"/>
+          <w:lang w:val="fr-FR"/>
+        </w:rPr>
+        <w:t xml:space="preserve"> qui nourrissent le </w:t>
+      </w:r>
+      <w:r>
+        <w:rPr>
+          <w:color w:val="000000" w:themeColor="text1"/>
+          <w:sz w:val="24"/>
+          <w:szCs w:val="24"/>
+          <w:lang w:val="fr-FR"/>
+        </w:rPr>
+        <w:t>cœur</w:t>
+      </w:r>
+      <w:r>
+        <w:rPr>
+          <w:color w:val="000000" w:themeColor="text1"/>
+          <w:sz w:val="24"/>
+          <w:szCs w:val="24"/>
+          <w:lang w:val="fr-FR"/>
+        </w:rPr>
+        <w:t xml:space="preserve"> (</w:t>
+      </w:r>
+      <w:r>
+        <w:rPr>
+          <w:color w:val="000000" w:themeColor="text1"/>
+          <w:sz w:val="24"/>
+          <w:szCs w:val="24"/>
+          <w:lang w:val="fr-FR"/>
+        </w:rPr>
+        <w:t>artères</w:t>
+      </w:r>
+      <w:r>
+        <w:rPr>
+          <w:color w:val="000000" w:themeColor="text1"/>
+          <w:sz w:val="24"/>
+          <w:szCs w:val="24"/>
+          <w:lang w:val="fr-FR"/>
+        </w:rPr>
+        <w:t xml:space="preserve"> coronaires). Elle est </w:t>
+      </w:r>
+      <w:r>
+        <w:rPr>
+          <w:color w:val="000000" w:themeColor="text1"/>
+          <w:sz w:val="24"/>
+          <w:szCs w:val="24"/>
+          <w:lang w:val="fr-FR"/>
+        </w:rPr>
+        <w:t>causée</w:t>
+      </w:r>
+      <w:r>
+        <w:rPr>
+          <w:color w:val="000000" w:themeColor="text1"/>
           <w:sz w:val="24"/>
           <w:szCs w:val="24"/>
           <w:lang w:val="fr-FR"/>
         </w:rPr>
         <w:t xml:space="preserve"> </w:t>
       </w:r>
-    </w:p>
-    <w:p>
-      <w:pPr>
-        <w:jc w:val="both"/>
-        <w:rPr>
-          <w:color w:val="000000" w:themeColor="text1"/>
-          <w:sz w:val="24"/>
-          <w:szCs w:val="24"/>
-          <w:lang w:val="fr-FR"/>
-        </w:rPr>
-      </w:pPr>
-      <w:r>
-        <w:rPr>
-          <w:sz w:val="24"/>
-          <w:szCs w:val="24"/>
-          <w:lang w:val="fr-FR"/>
-        </w:rPr>
-        <w:t xml:space="preserve">Une </w:t>
-      </w:r>
-      <w:r>
-        <w:rPr>
-          <w:color w:val="FF0000"/>
-          <w:sz w:val="24"/>
-          <w:szCs w:val="24"/>
-          <w:lang w:val="fr-FR"/>
-        </w:rPr>
-        <w:t>maladie coronarienne</w:t>
-      </w:r>
-      <w:r>
-        <w:rPr>
-          <w:color w:val="000000" w:themeColor="text1"/>
-          <w:sz w:val="24"/>
-          <w:szCs w:val="24"/>
-          <w:lang w:val="fr-FR"/>
-        </w:rPr>
-        <w:t xml:space="preserve">, ou </w:t>
-      </w:r>
-      <w:r>
-        <w:rPr>
-          <w:color w:val="000000" w:themeColor="text1"/>
-          <w:sz w:val="24"/>
-          <w:szCs w:val="24"/>
-          <w:lang w:val="fr-FR"/>
-        </w:rPr>
-        <w:t>coronaropathie, est</w:t>
-      </w:r>
-      <w:r>
-        <w:rPr>
-          <w:color w:val="000000" w:themeColor="text1"/>
-          <w:sz w:val="24"/>
-          <w:szCs w:val="24"/>
-          <w:lang w:val="fr-FR"/>
-        </w:rPr>
-        <w:t xml:space="preserve"> une maladie chronique touchant les </w:t>
-      </w:r>
-      <w:r>
-        <w:rPr>
-          <w:color w:val="000000" w:themeColor="text1"/>
-          <w:sz w:val="24"/>
-          <w:szCs w:val="24"/>
-          <w:lang w:val="fr-FR"/>
-        </w:rPr>
-        <w:t>artères</w:t>
-      </w:r>
-      <w:r>
-        <w:rPr>
-          <w:color w:val="000000" w:themeColor="text1"/>
-          <w:sz w:val="24"/>
-          <w:szCs w:val="24"/>
-          <w:lang w:val="fr-FR"/>
-        </w:rPr>
-        <w:t xml:space="preserve"> qui nourrissent le </w:t>
-      </w:r>
-      <w:r>
-        <w:rPr>
-          <w:color w:val="000000" w:themeColor="text1"/>
-          <w:sz w:val="24"/>
-          <w:szCs w:val="24"/>
-          <w:lang w:val="fr-FR"/>
-        </w:rPr>
-        <w:t>cœur</w:t>
+      <w:r>
+        <w:rPr>
+          <w:color w:val="000000" w:themeColor="text1"/>
+          <w:sz w:val="24"/>
+          <w:szCs w:val="24"/>
+          <w:lang w:val="fr-FR"/>
+        </w:rPr>
+        <w:t>par l'</w:t>
+      </w:r>
+      <w:r>
+        <w:rPr>
+          <w:color w:val="000000" w:themeColor="text1"/>
+          <w:sz w:val="24"/>
+          <w:szCs w:val="24"/>
+          <w:lang w:val="fr-FR"/>
+        </w:rPr>
+        <w:t>athérosclérose</w:t>
+      </w:r>
+      <w:r>
+        <w:rPr>
+          <w:color w:val="000000" w:themeColor="text1"/>
+          <w:sz w:val="24"/>
+          <w:szCs w:val="24"/>
+          <w:lang w:val="fr-FR"/>
+        </w:rPr>
+        <w:t xml:space="preserve">, soit une accumulation de plaques de </w:t>
+      </w:r>
+      <w:r>
+        <w:rPr>
+          <w:color w:val="000000" w:themeColor="text1"/>
+          <w:sz w:val="24"/>
+          <w:szCs w:val="24"/>
+          <w:lang w:val="fr-FR"/>
+        </w:rPr>
+        <w:t>cholestérol</w:t>
+      </w:r>
+      <w:r>
+        <w:rPr>
+          <w:color w:val="000000" w:themeColor="text1"/>
+          <w:sz w:val="24"/>
+          <w:szCs w:val="24"/>
+          <w:lang w:val="fr-FR"/>
+        </w:rPr>
+        <w:t xml:space="preserve">, qui </w:t>
+      </w:r>
+      <w:r>
+        <w:rPr>
+          <w:color w:val="000000" w:themeColor="text1"/>
+          <w:sz w:val="24"/>
+          <w:szCs w:val="24"/>
+          <w:lang w:val="fr-FR"/>
+        </w:rPr>
+        <w:t>rétrécissent</w:t>
       </w:r>
       <w:r>
         <w:rPr>
@@ -249,105 +315,6 @@
           <w:szCs w:val="24"/>
           <w:lang w:val="fr-FR"/>
         </w:rPr>
-        <w:t>artères</w:t>
-      </w:r>
-      <w:r>
-        <w:rPr>
-          <w:color w:val="000000" w:themeColor="text1"/>
-          <w:sz w:val="24"/>
-          <w:szCs w:val="24"/>
-          <w:lang w:val="fr-FR"/>
-        </w:rPr>
-        <w:t xml:space="preserve"> coronaires). Elle est </w:t>
-      </w:r>
-      <w:r>
-        <w:rPr>
-          <w:color w:val="000000" w:themeColor="text1"/>
-          <w:sz w:val="24"/>
-          <w:szCs w:val="24"/>
-          <w:lang w:val="fr-FR"/>
-        </w:rPr>
-        <w:t>causée</w:t>
-      </w:r>
-      <w:r>
-        <w:rPr>
-          <w:color w:val="000000" w:themeColor="text1"/>
-          <w:sz w:val="24"/>
-          <w:szCs w:val="24"/>
-          <w:lang w:val="fr-FR"/>
-        </w:rPr>
-        <w:t xml:space="preserve"> </w:t>
-      </w:r>
-      <w:r>
-        <w:rPr>
-          <w:color w:val="000000" w:themeColor="text1"/>
-          <w:sz w:val="24"/>
-          <w:szCs w:val="24"/>
-          <w:lang w:val="fr-FR"/>
-        </w:rPr>
-        <w:t>par l'</w:t>
-      </w:r>
-      <w:r>
-        <w:rPr>
-          <w:color w:val="000000" w:themeColor="text1"/>
-          <w:sz w:val="24"/>
-          <w:szCs w:val="24"/>
-          <w:lang w:val="fr-FR"/>
-        </w:rPr>
-        <w:t>athérosclérose</w:t>
-      </w:r>
-      <w:r>
-        <w:rPr>
-          <w:color w:val="000000" w:themeColor="text1"/>
-          <w:sz w:val="24"/>
-          <w:szCs w:val="24"/>
-          <w:lang w:val="fr-FR"/>
-        </w:rPr>
-        <w:t xml:space="preserve">, soit une accumulation de plaques de </w:t>
-      </w:r>
-      <w:r>
-        <w:rPr>
-          <w:color w:val="000000" w:themeColor="text1"/>
-          <w:sz w:val="24"/>
-          <w:szCs w:val="24"/>
-          <w:lang w:val="fr-FR"/>
-        </w:rPr>
-        <w:t>cholestérol</w:t>
-      </w:r>
-      <w:r>
-        <w:rPr>
-          <w:color w:val="000000" w:themeColor="text1"/>
-          <w:sz w:val="24"/>
-          <w:szCs w:val="24"/>
-          <w:lang w:val="fr-FR"/>
-        </w:rPr>
-        <w:t xml:space="preserve">, qui </w:t>
-      </w:r>
-      <w:r>
-        <w:rPr>
-          <w:color w:val="000000" w:themeColor="text1"/>
-          <w:sz w:val="24"/>
-          <w:szCs w:val="24"/>
-          <w:lang w:val="fr-FR"/>
-        </w:rPr>
-        <w:t>rétrécissent</w:t>
-      </w:r>
-      <w:r>
-        <w:rPr>
-          <w:color w:val="000000" w:themeColor="text1"/>
-          <w:sz w:val="24"/>
-          <w:szCs w:val="24"/>
-          <w:lang w:val="fr-FR"/>
-        </w:rPr>
-        <w:t xml:space="preserve"> (</w:t>
-      </w:r>
-      <w:r>
-        <w:rPr>
-          <w:color w:val="000000" w:themeColor="text1"/>
-          <w:sz w:val="24"/>
-          <w:szCs w:val="24"/>
-          <w:lang w:val="fr-FR"/>
-        </w:rPr>
         <w:t>sténose</w:t>
       </w:r>
       <w:r>
@@ -471,229 +438,67 @@
           <w:szCs w:val="24"/>
           <w:lang w:val="fr-FR"/>
         </w:rPr>
-        <w:t xml:space="preserve">- </w:t>
-      </w:r>
-      <w:r>
-        <w:rPr>
-          <w:color w:val="000000" w:themeColor="text1"/>
-          <w:sz w:val="24"/>
-          <w:szCs w:val="24"/>
-          <w:lang w:val="fr-FR"/>
-        </w:rPr>
-        <w:t>Hypertension</w:t>
-      </w:r>
-      <w:r>
-        <w:rPr>
-          <w:color w:val="000000" w:themeColor="text1"/>
-          <w:sz w:val="24"/>
-          <w:szCs w:val="24"/>
-          <w:lang w:val="fr-FR"/>
-        </w:rPr>
-        <w:t xml:space="preserve"> </w:t>
-      </w:r>
-      <w:r>
-        <w:rPr>
-          <w:color w:val="000000" w:themeColor="text1"/>
-          <w:sz w:val="24"/>
-          <w:szCs w:val="24"/>
-          <w:lang w:val="fr-FR"/>
-        </w:rPr>
-        <w:t>artérielle</w:t>
-      </w:r>
-    </w:p>
-    <w:p>
-      <w:pPr>
-        <w:jc w:val="both"/>
-        <w:rPr>
-          <w:color w:val="000000" w:themeColor="text1"/>
-          <w:sz w:val="24"/>
-          <w:szCs w:val="24"/>
-          <w:lang w:val="fr-FR"/>
-        </w:rPr>
-      </w:pPr>
-      <w:r>
-        <w:rPr>
-          <w:color w:val="000000" w:themeColor="text1"/>
-          <w:sz w:val="24"/>
-          <w:szCs w:val="24"/>
-          <w:lang w:val="fr-FR"/>
-        </w:rPr>
-        <w:t xml:space="preserve">- </w:t>
-      </w:r>
-      <w:r>
-        <w:rPr>
-          <w:color w:val="000000" w:themeColor="text1"/>
-          <w:sz w:val="24"/>
-          <w:szCs w:val="24"/>
-          <w:lang w:val="fr-FR"/>
-        </w:rPr>
-        <w:t>Hypercholestérolémie</w:t>
-      </w:r>
-      <w:r>
-        <w:rPr>
-          <w:color w:val="000000" w:themeColor="text1"/>
-          <w:sz w:val="24"/>
-          <w:szCs w:val="24"/>
-          <w:lang w:val="fr-FR"/>
-        </w:rPr>
-        <w:t xml:space="preserve"> : </w:t>
-      </w:r>
-      <w:r>
-        <w:rPr>
-          <w:color w:val="000000" w:themeColor="text1"/>
-          <w:sz w:val="24"/>
-          <w:szCs w:val="24"/>
-          <w:lang w:val="fr-FR"/>
-        </w:rPr>
-        <w:t>Excès</w:t>
-      </w:r>
-      <w:r>
-        <w:rPr>
-          <w:color w:val="000000" w:themeColor="text1"/>
-          <w:sz w:val="24"/>
-          <w:szCs w:val="24"/>
-          <w:lang w:val="fr-FR"/>
-        </w:rPr>
-        <w:t xml:space="preserve"> de mauvais </w:t>
-      </w:r>
-      <w:r>
-        <w:rPr>
-          <w:color w:val="000000" w:themeColor="text1"/>
-          <w:sz w:val="24"/>
-          <w:szCs w:val="24"/>
-          <w:lang w:val="fr-FR"/>
-        </w:rPr>
-        <w:t>cholestérol</w:t>
-      </w:r>
-      <w:r>
-        <w:rPr>
-          <w:color w:val="000000" w:themeColor="text1"/>
-          <w:sz w:val="24"/>
-          <w:szCs w:val="24"/>
-          <w:lang w:val="fr-FR"/>
-        </w:rPr>
-        <w:t xml:space="preserve"> (LDL)</w:t>
-      </w:r>
-    </w:p>
-    <w:p>
-      <w:pPr>
-        <w:jc w:val="both"/>
-        <w:rPr>
-          <w:color w:val="000000" w:themeColor="text1"/>
-          <w:sz w:val="24"/>
-          <w:szCs w:val="24"/>
-          <w:lang w:val="fr-FR"/>
-        </w:rPr>
-      </w:pPr>
-      <w:r>
-        <w:rPr>
-          <w:color w:val="000000" w:themeColor="text1"/>
-          <w:sz w:val="24"/>
-          <w:szCs w:val="24"/>
-          <w:lang w:val="fr-FR"/>
-        </w:rPr>
-        <w:t xml:space="preserve">- </w:t>
-      </w:r>
-      <w:r>
-        <w:rPr>
-          <w:color w:val="000000" w:themeColor="text1"/>
-          <w:sz w:val="24"/>
-          <w:szCs w:val="24"/>
-          <w:lang w:val="fr-FR"/>
-        </w:rPr>
-        <w:t>Diabète</w:t>
-      </w:r>
-    </w:p>
-    <w:p>
-      <w:pPr>
-        <w:jc w:val="both"/>
-        <w:rPr>
-          <w:color w:val="000000" w:themeColor="text1"/>
-          <w:sz w:val="24"/>
-          <w:szCs w:val="24"/>
-          <w:lang w:val="fr-FR"/>
-        </w:rPr>
-      </w:pPr>
-      <w:r>
-        <w:rPr>
-          <w:color w:val="000000" w:themeColor="text1"/>
-          <w:sz w:val="24"/>
-          <w:szCs w:val="24"/>
-          <w:lang w:val="fr-FR"/>
-        </w:rPr>
-        <w:t xml:space="preserve">- </w:t>
-      </w:r>
-      <w:r>
-        <w:rPr>
-          <w:color w:val="000000" w:themeColor="text1"/>
-          <w:sz w:val="24"/>
-          <w:szCs w:val="24"/>
-          <w:lang w:val="fr-FR"/>
-        </w:rPr>
-        <w:t>Hérédité</w:t>
-      </w:r>
-      <w:r>
-        <w:rPr>
-          <w:color w:val="000000" w:themeColor="text1"/>
-          <w:sz w:val="24"/>
-          <w:szCs w:val="24"/>
-          <w:lang w:val="fr-FR"/>
-        </w:rPr>
-        <w:t xml:space="preserve">, </w:t>
-      </w:r>
-      <w:r>
-        <w:rPr>
-          <w:color w:val="000000" w:themeColor="text1"/>
-          <w:sz w:val="24"/>
-          <w:szCs w:val="24"/>
-          <w:lang w:val="fr-FR"/>
-        </w:rPr>
-        <w:t>âge</w:t>
-      </w:r>
-      <w:r>
-        <w:rPr>
-          <w:color w:val="000000" w:themeColor="text1"/>
-          <w:sz w:val="24"/>
-          <w:szCs w:val="24"/>
-          <w:lang w:val="fr-FR"/>
-        </w:rPr>
-        <w:t xml:space="preserve"> et sexe masculin (les femmes sont </w:t>
-      </w:r>
-      <w:r>
-        <w:rPr>
-          <w:color w:val="000000" w:themeColor="text1"/>
-          <w:sz w:val="24"/>
-          <w:szCs w:val="24"/>
-          <w:lang w:val="fr-FR"/>
-        </w:rPr>
-        <w:t>également</w:t>
-      </w:r>
-      <w:r>
-        <w:rPr>
-          <w:color w:val="000000" w:themeColor="text1"/>
-          <w:sz w:val="24"/>
-          <w:szCs w:val="24"/>
-          <w:lang w:val="fr-FR"/>
-        </w:rPr>
-        <w:t xml:space="preserve"> </w:t>
-      </w:r>
-      <w:r>
-        <w:rPr>
-          <w:color w:val="000000" w:themeColor="text1"/>
-          <w:sz w:val="24"/>
-          <w:szCs w:val="24"/>
-          <w:lang w:val="fr-FR"/>
-        </w:rPr>
-        <w:t>concernées</w:t>
-      </w:r>
-      <w:r>
-        <w:rPr>
-          <w:color w:val="000000" w:themeColor="text1"/>
-          <w:sz w:val="24"/>
-          <w:szCs w:val="24"/>
-          <w:lang w:val="fr-FR"/>
-        </w:rPr>
-        <w:t xml:space="preserve"> souvent plus tard).</w:t>
+        <w:t>- Hypertension artérielle</w:t>
+      </w:r>
+    </w:p>
+    <w:p>
+      <w:pPr>
+        <w:jc w:val="both"/>
+        <w:rPr>
+          <w:color w:val="000000" w:themeColor="text1"/>
+          <w:sz w:val="24"/>
+          <w:szCs w:val="24"/>
+          <w:lang w:val="fr-FR"/>
+        </w:rPr>
+      </w:pPr>
+      <w:r>
+        <w:rPr>
+          <w:color w:val="000000" w:themeColor="text1"/>
+          <w:sz w:val="24"/>
+          <w:szCs w:val="24"/>
+          <w:lang w:val="fr-FR"/>
+        </w:rPr>
+        <w:t>- Hypercholestérolémie : Excès de mauvais cholestérol (LDL)</w:t>
+      </w:r>
+    </w:p>
+    <w:p>
+      <w:pPr>
+        <w:jc w:val="both"/>
+        <w:rPr>
+          <w:color w:val="000000" w:themeColor="text1"/>
+          <w:sz w:val="24"/>
+          <w:szCs w:val="24"/>
+          <w:lang w:val="fr-FR"/>
+        </w:rPr>
+      </w:pPr>
+      <w:r>
+        <w:rPr>
+          <w:color w:val="000000" w:themeColor="text1"/>
+          <w:sz w:val="24"/>
+          <w:szCs w:val="24"/>
+          <w:lang w:val="fr-FR"/>
+        </w:rPr>
+        <w:t>- Diabète</w:t>
+      </w:r>
+    </w:p>
+    <w:p>
+      <w:pPr>
+        <w:jc w:val="both"/>
+        <w:rPr>
+          <w:color w:val="000000" w:themeColor="text1"/>
+          <w:sz w:val="24"/>
+          <w:szCs w:val="24"/>
+          <w:lang w:val="fr-FR"/>
+        </w:rPr>
+      </w:pPr>
+      <w:r>
+        <w:rPr>
+          <w:color w:val="000000" w:themeColor="text1"/>
+          <w:sz w:val="24"/>
+          <w:szCs w:val="24"/>
+          <w:lang w:val="fr-FR"/>
+        </w:rPr>
+        <w:t>- Hérédité, âge et sexe masculin (les femmes sont également concernées souvent plus tard).</w:t>
       </w:r>
     </w:p>
     <w:p>
@@ -935,7 +740,6 @@
           <w:lang w:val="fr-FR"/>
         </w:rPr>
       </w:pPr>
-      <w:proofErr w:type="gramStart"/>
       <w:r>
         <w:rPr>
           <w:color w:val="000000" w:themeColor="text1"/>
@@ -952,17 +756,7 @@
           <w:szCs w:val="24"/>
           <w:lang w:val="fr-FR"/>
         </w:rPr>
-        <w:t>ducation</w:t>
-      </w:r>
-      <w:proofErr w:type="gramEnd"/>
-      <w:r>
-        <w:rPr>
-          <w:color w:val="000000" w:themeColor="text1"/>
-          <w:sz w:val="24"/>
-          <w:szCs w:val="24"/>
-          <w:lang w:val="fr-FR"/>
-        </w:rPr>
-        <w:t xml:space="preserve"> : niveau d'</w:t>
+        <w:t>ducation : niveau d'</w:t>
       </w:r>
       <w:r>
         <w:rPr>
@@ -1032,27 +826,7 @@
           <w:szCs w:val="24"/>
           <w:lang w:val="fr-FR"/>
         </w:rPr>
-        <w:t>urrentSmoker</w:t>
-      </w:r>
-      <w:proofErr w:type="gramStart"/>
-      <w:r>
-        <w:rPr>
-          <w:color w:val="000000" w:themeColor="text1"/>
-          <w:sz w:val="24"/>
-          <w:szCs w:val="24"/>
-          <w:lang w:val="fr-FR"/>
-        </w:rPr>
-        <w:t xml:space="preserve"> :Indique</w:t>
-      </w:r>
-      <w:proofErr w:type="gramEnd"/>
-      <w:r>
-        <w:rPr>
-          <w:color w:val="000000" w:themeColor="text1"/>
-          <w:sz w:val="24"/>
-          <w:szCs w:val="24"/>
-          <w:lang w:val="fr-FR"/>
-        </w:rPr>
-        <w:t xml:space="preserve"> si le patient est un fumeur actuel (1) ou non (0).</w:t>
+        <w:t>urrentSmoker :Indique si le patient est un fumeur actuel (1) ou non (0).</w:t>
       </w:r>
     </w:p>
     <w:p>
@@ -1070,27 +844,14 @@
           <w:lang w:val="fr-FR"/>
         </w:rPr>
       </w:pPr>
-      <w:proofErr w:type="spellStart"/>
-      <w:proofErr w:type="gramStart"/>
-      <w:r>
-        <w:rPr>
-          <w:color w:val="000000" w:themeColor="text1"/>
-          <w:sz w:val="24"/>
-          <w:szCs w:val="24"/>
-          <w:lang w:val="fr-FR"/>
-        </w:rPr>
-        <w:t>cigPerDay</w:t>
-      </w:r>
-      <w:proofErr w:type="spellEnd"/>
-      <w:proofErr w:type="gramEnd"/>
-      <w:r>
-        <w:rPr>
-          <w:color w:val="000000" w:themeColor="text1"/>
-          <w:sz w:val="24"/>
-          <w:szCs w:val="24"/>
-          <w:lang w:val="fr-FR"/>
-        </w:rPr>
-        <w:t xml:space="preserve"> : Nombre de cigarettes </w:t>
+      <w:r>
+        <w:rPr>
+          <w:color w:val="000000" w:themeColor="text1"/>
+          <w:sz w:val="24"/>
+          <w:szCs w:val="24"/>
+          <w:lang w:val="fr-FR"/>
+        </w:rPr>
+        <w:t xml:space="preserve">cigPerDay : Nombre de cigarettes </w:t>
       </w:r>
       <w:r>
         <w:rPr>
@@ -1119,6 +880,8 @@
         </w:rPr>
         <w:t xml:space="preserve"> par jour.</w:t>
       </w:r>
+      <w:bookmarkStart w:id="0" w:name="_GoBack"/>
+      <w:bookmarkEnd w:id="0"/>
     </w:p>
     <w:p>
       <w:pPr>
@@ -1135,25 +898,14 @@
           <w:lang w:val="fr-FR"/>
         </w:rPr>
       </w:pPr>
-      <w:proofErr w:type="spellStart"/>
-      <w:r>
-        <w:rPr>
-          <w:color w:val="000000" w:themeColor="text1"/>
-          <w:sz w:val="24"/>
-          <w:szCs w:val="24"/>
-          <w:lang w:val="fr-FR"/>
-        </w:rPr>
-        <w:t>BPMeds</w:t>
-      </w:r>
-      <w:proofErr w:type="spellEnd"/>
-      <w:r>
-        <w:rPr>
-          <w:color w:val="000000" w:themeColor="text1"/>
-          <w:sz w:val="24"/>
-          <w:szCs w:val="24"/>
-          <w:lang w:val="fr-FR"/>
-        </w:rPr>
-        <w:t xml:space="preserve"> : Indique si le patient prend des </w:t>
+      <w:r>
+        <w:rPr>
+          <w:color w:val="000000" w:themeColor="text1"/>
+          <w:sz w:val="24"/>
+          <w:szCs w:val="24"/>
+          <w:lang w:val="fr-FR"/>
+        </w:rPr>
+        <w:t xml:space="preserve">BPMeds : Indique si le patient prend des </w:t>
       </w:r>
       <w:r>
         <w:rPr>
@@ -1189,25 +941,14 @@
           <w:lang w:val="fr-FR"/>
         </w:rPr>
       </w:pPr>
-      <w:proofErr w:type="gramStart"/>
-      <w:r>
-        <w:rPr>
-          <w:color w:val="000000" w:themeColor="text1"/>
-          <w:sz w:val="24"/>
-          <w:szCs w:val="24"/>
-          <w:lang w:val="fr-FR"/>
-        </w:rPr>
-        <w:t>prevalentStroke</w:t>
-      </w:r>
-      <w:proofErr w:type="gramEnd"/>
-      <w:r>
-        <w:rPr>
-          <w:color w:val="000000" w:themeColor="text1"/>
-          <w:sz w:val="24"/>
-          <w:szCs w:val="24"/>
-          <w:lang w:val="fr-FR"/>
-        </w:rPr>
-        <w:t xml:space="preserve"> : Indique si le patient a des </w:t>
+      <w:r>
+        <w:rPr>
+          <w:color w:val="000000" w:themeColor="text1"/>
+          <w:sz w:val="24"/>
+          <w:szCs w:val="24"/>
+          <w:lang w:val="fr-FR"/>
+        </w:rPr>
+        <w:t xml:space="preserve">prevalentStroke : Indique si le patient a des </w:t>
       </w:r>
       <w:r>
         <w:rPr>
@@ -1243,27 +984,14 @@
           <w:lang w:val="fr-FR"/>
         </w:rPr>
       </w:pPr>
-      <w:proofErr w:type="spellStart"/>
-      <w:proofErr w:type="gramStart"/>
-      <w:r>
-        <w:rPr>
-          <w:color w:val="000000" w:themeColor="text1"/>
-          <w:sz w:val="24"/>
-          <w:szCs w:val="24"/>
-          <w:lang w:val="fr-FR"/>
-        </w:rPr>
-        <w:t>prevalentHyp</w:t>
-      </w:r>
-      <w:proofErr w:type="spellEnd"/>
-      <w:proofErr w:type="gramEnd"/>
-      <w:r>
-        <w:rPr>
-          <w:color w:val="000000" w:themeColor="text1"/>
-          <w:sz w:val="24"/>
-          <w:szCs w:val="24"/>
-          <w:lang w:val="fr-FR"/>
-        </w:rPr>
-        <w:t xml:space="preserve"> : Indique si le patient a des </w:t>
+      <w:r>
+        <w:rPr>
+          <w:color w:val="000000" w:themeColor="text1"/>
+          <w:sz w:val="24"/>
+          <w:szCs w:val="24"/>
+          <w:lang w:val="fr-FR"/>
+        </w:rPr>
+        <w:t xml:space="preserve">prevalentHyp : Indique si le patient a des </w:t>
       </w:r>
       <w:r>
         <w:rPr>
@@ -1299,27 +1027,14 @@
           <w:lang w:val="fr-FR"/>
         </w:rPr>
       </w:pPr>
-      <w:proofErr w:type="spellStart"/>
-      <w:proofErr w:type="gramStart"/>
-      <w:r>
-        <w:rPr>
-          <w:color w:val="000000" w:themeColor="text1"/>
-          <w:sz w:val="24"/>
-          <w:szCs w:val="24"/>
-          <w:lang w:val="fr-FR"/>
-        </w:rPr>
-        <w:t>diabetes</w:t>
-      </w:r>
-      <w:proofErr w:type="spellEnd"/>
-      <w:proofErr w:type="gramEnd"/>
-      <w:r>
-        <w:rPr>
-          <w:color w:val="000000" w:themeColor="text1"/>
-          <w:sz w:val="24"/>
-          <w:szCs w:val="24"/>
-          <w:lang w:val="fr-FR"/>
-        </w:rPr>
-        <w:t xml:space="preserve"> : Indique si le patient est </w:t>
+      <w:r>
+        <w:rPr>
+          <w:color w:val="000000" w:themeColor="text1"/>
+          <w:sz w:val="24"/>
+          <w:szCs w:val="24"/>
+          <w:lang w:val="fr-FR"/>
+        </w:rPr>
+        <w:t xml:space="preserve">diabetes : Indique si le patient est </w:t>
       </w:r>
       <w:r>
         <w:rPr>
@@ -1355,27 +1070,14 @@
           <w:lang w:val="fr-FR"/>
         </w:rPr>
       </w:pPr>
-      <w:proofErr w:type="spellStart"/>
-      <w:proofErr w:type="gramStart"/>
-      <w:r>
-        <w:rPr>
-          <w:color w:val="000000" w:themeColor="text1"/>
-          <w:sz w:val="24"/>
-          <w:szCs w:val="24"/>
-          <w:lang w:val="fr-FR"/>
-        </w:rPr>
-        <w:t>totChol</w:t>
-      </w:r>
-      <w:proofErr w:type="spellEnd"/>
-      <w:proofErr w:type="gramEnd"/>
-      <w:r>
-        <w:rPr>
-          <w:color w:val="000000" w:themeColor="text1"/>
-          <w:sz w:val="24"/>
-          <w:szCs w:val="24"/>
-          <w:lang w:val="fr-FR"/>
-        </w:rPr>
-        <w:t xml:space="preserve"> :Taux de </w:t>
+      <w:r>
+        <w:rPr>
+          <w:color w:val="000000" w:themeColor="text1"/>
+          <w:sz w:val="24"/>
+          <w:szCs w:val="24"/>
+          <w:lang w:val="fr-FR"/>
+        </w:rPr>
+        <w:t xml:space="preserve">totChol :Taux de </w:t>
       </w:r>
       <w:r>
         <w:rPr>
@@ -1411,27 +1113,14 @@
           <w:lang w:val="fr-FR"/>
         </w:rPr>
       </w:pPr>
-      <w:proofErr w:type="spellStart"/>
-      <w:proofErr w:type="gramStart"/>
-      <w:r>
-        <w:rPr>
-          <w:color w:val="000000" w:themeColor="text1"/>
-          <w:sz w:val="24"/>
-          <w:szCs w:val="24"/>
-          <w:lang w:val="fr-FR"/>
-        </w:rPr>
-        <w:t>sysBP</w:t>
-      </w:r>
-      <w:proofErr w:type="spellEnd"/>
-      <w:proofErr w:type="gramEnd"/>
-      <w:r>
-        <w:rPr>
-          <w:color w:val="000000" w:themeColor="text1"/>
-          <w:sz w:val="24"/>
-          <w:szCs w:val="24"/>
-          <w:lang w:val="fr-FR"/>
-        </w:rPr>
-        <w:t xml:space="preserve"> : Pression </w:t>
+      <w:r>
+        <w:rPr>
+          <w:color w:val="000000" w:themeColor="text1"/>
+          <w:sz w:val="24"/>
+          <w:szCs w:val="24"/>
+          <w:lang w:val="fr-FR"/>
+        </w:rPr>
+        <w:t xml:space="preserve">sysBP : Pression </w:t>
       </w:r>
       <w:r>
         <w:rPr>
@@ -1467,27 +1156,14 @@
           <w:lang w:val="fr-FR"/>
         </w:rPr>
       </w:pPr>
-      <w:proofErr w:type="spellStart"/>
-      <w:proofErr w:type="gramStart"/>
-      <w:r>
-        <w:rPr>
-          <w:color w:val="000000" w:themeColor="text1"/>
-          <w:sz w:val="24"/>
-          <w:szCs w:val="24"/>
-          <w:lang w:val="fr-FR"/>
-        </w:rPr>
-        <w:t>diaBP</w:t>
-      </w:r>
-      <w:proofErr w:type="spellEnd"/>
-      <w:proofErr w:type="gramEnd"/>
-      <w:r>
-        <w:rPr>
-          <w:color w:val="000000" w:themeColor="text1"/>
-          <w:sz w:val="24"/>
-          <w:szCs w:val="24"/>
-          <w:lang w:val="fr-FR"/>
-        </w:rPr>
-        <w:t xml:space="preserve"> : Pression </w:t>
+      <w:r>
+        <w:rPr>
+          <w:color w:val="000000" w:themeColor="text1"/>
+          <w:sz w:val="24"/>
+          <w:szCs w:val="24"/>
+          <w:lang w:val="fr-FR"/>
+        </w:rPr>
+        <w:t xml:space="preserve">diaBP : Pression </w:t>
       </w:r>
       <w:r>
         <w:rPr>
@@ -1548,27 +1224,14 @@
           <w:lang w:val="fr-FR"/>
         </w:rPr>
       </w:pPr>
-      <w:proofErr w:type="spellStart"/>
-      <w:proofErr w:type="gramStart"/>
-      <w:r>
-        <w:rPr>
-          <w:color w:val="000000" w:themeColor="text1"/>
-          <w:sz w:val="24"/>
-          <w:szCs w:val="24"/>
-          <w:lang w:val="fr-FR"/>
-        </w:rPr>
-        <w:t>heartRate</w:t>
-      </w:r>
-      <w:proofErr w:type="spellEnd"/>
-      <w:proofErr w:type="gramEnd"/>
-      <w:r>
-        <w:rPr>
-          <w:color w:val="000000" w:themeColor="text1"/>
-          <w:sz w:val="24"/>
-          <w:szCs w:val="24"/>
-          <w:lang w:val="fr-FR"/>
-        </w:rPr>
-        <w:t xml:space="preserve"> : </w:t>
+      <w:r>
+        <w:rPr>
+          <w:color w:val="000000" w:themeColor="text1"/>
+          <w:sz w:val="24"/>
+          <w:szCs w:val="24"/>
+          <w:lang w:val="fr-FR"/>
+        </w:rPr>
+        <w:t xml:space="preserve">heartRate : </w:t>
       </w:r>
       <w:r>
         <w:rPr>
@@ -1604,25 +1267,14 @@
           <w:lang w:val="fr-FR"/>
         </w:rPr>
       </w:pPr>
-      <w:proofErr w:type="gramStart"/>
-      <w:r>
-        <w:rPr>
-          <w:color w:val="000000" w:themeColor="text1"/>
-          <w:sz w:val="24"/>
-          <w:szCs w:val="24"/>
-          <w:lang w:val="fr-FR"/>
-        </w:rPr>
-        <w:t>glucose</w:t>
-      </w:r>
-      <w:proofErr w:type="gramEnd"/>
-      <w:r>
-        <w:rPr>
-          <w:color w:val="000000" w:themeColor="text1"/>
-          <w:sz w:val="24"/>
-          <w:szCs w:val="24"/>
-          <w:lang w:val="fr-FR"/>
-        </w:rPr>
-        <w:t xml:space="preserve"> : Taux de glucose du patient.</w:t>
+      <w:r>
+        <w:rPr>
+          <w:color w:val="000000" w:themeColor="text1"/>
+          <w:sz w:val="24"/>
+          <w:szCs w:val="24"/>
+          <w:lang w:val="fr-FR"/>
+        </w:rPr>
+        <w:t>glucose : Taux de glucose du patient.</w:t>
       </w:r>
     </w:p>
     <w:p>
@@ -1640,25 +1292,14 @@
           <w:lang w:val="fr-FR"/>
         </w:rPr>
       </w:pPr>
-      <w:proofErr w:type="spellStart"/>
-      <w:r>
-        <w:rPr>
-          <w:color w:val="000000" w:themeColor="text1"/>
-          <w:sz w:val="24"/>
-          <w:szCs w:val="24"/>
-          <w:lang w:val="fr-FR"/>
-        </w:rPr>
-        <w:t>TenYearCHD</w:t>
-      </w:r>
-      <w:proofErr w:type="spellEnd"/>
-      <w:r>
-        <w:rPr>
-          <w:color w:val="000000" w:themeColor="text1"/>
-          <w:sz w:val="24"/>
-          <w:szCs w:val="24"/>
-          <w:lang w:val="fr-FR"/>
-        </w:rPr>
-        <w:t xml:space="preserve"> : Indique le risque a 10 ans de maladie coronarienne (1) ou non (0).</w:t>
+      <w:r>
+        <w:rPr>
+          <w:color w:val="000000" w:themeColor="text1"/>
+          <w:sz w:val="24"/>
+          <w:szCs w:val="24"/>
+          <w:lang w:val="fr-FR"/>
+        </w:rPr>
+        <w:t>TenYearCHD : Indique le risque a 10 ans de maladie coronarienne (1) ou non (0).</w:t>
       </w:r>
     </w:p>
     <w:p>
@@ -1750,191 +1391,30 @@
           <w:szCs w:val="24"/>
           <w:lang w:val="fr-FR"/>
         </w:rPr>
-        <w:t xml:space="preserve">En ce qui concerne la phase d’exploration initiale, nous avons </w:t>
-      </w:r>
-      <w:proofErr w:type="spellStart"/>
-      <w:r>
-        <w:rPr>
-          <w:color w:val="000000" w:themeColor="text1"/>
-          <w:sz w:val="24"/>
-          <w:szCs w:val="24"/>
-          <w:lang w:val="fr-FR"/>
-        </w:rPr>
-        <w:t>commence</w:t>
-      </w:r>
-      <w:proofErr w:type="spellEnd"/>
-      <w:r>
-        <w:rPr>
-          <w:color w:val="000000" w:themeColor="text1"/>
-          <w:sz w:val="24"/>
-          <w:szCs w:val="24"/>
-          <w:lang w:val="fr-FR"/>
-        </w:rPr>
-        <w:t xml:space="preserve"> par importer les </w:t>
-      </w:r>
-      <w:proofErr w:type="spellStart"/>
-      <w:r>
-        <w:rPr>
-          <w:color w:val="000000" w:themeColor="text1"/>
-          <w:sz w:val="24"/>
-          <w:szCs w:val="24"/>
-          <w:lang w:val="fr-FR"/>
-        </w:rPr>
-        <w:t>bibliotheques</w:t>
-      </w:r>
-      <w:proofErr w:type="spellEnd"/>
-      <w:r>
-        <w:rPr>
-          <w:color w:val="000000" w:themeColor="text1"/>
-          <w:sz w:val="24"/>
-          <w:szCs w:val="24"/>
-          <w:lang w:val="fr-FR"/>
-        </w:rPr>
-        <w:t xml:space="preserve"> tel que pandas, </w:t>
-      </w:r>
-      <w:proofErr w:type="spellStart"/>
-      <w:r>
-        <w:rPr>
-          <w:color w:val="000000" w:themeColor="text1"/>
-          <w:sz w:val="24"/>
-          <w:szCs w:val="24"/>
-          <w:lang w:val="fr-FR"/>
-        </w:rPr>
-        <w:t>numpy</w:t>
-      </w:r>
-      <w:proofErr w:type="spellEnd"/>
-      <w:r>
-        <w:rPr>
-          <w:color w:val="000000" w:themeColor="text1"/>
-          <w:sz w:val="24"/>
-          <w:szCs w:val="24"/>
-          <w:lang w:val="fr-FR"/>
-        </w:rPr>
-        <w:t xml:space="preserve">, </w:t>
-      </w:r>
-      <w:proofErr w:type="spellStart"/>
-      <w:r>
-        <w:rPr>
-          <w:color w:val="000000" w:themeColor="text1"/>
-          <w:sz w:val="24"/>
-          <w:szCs w:val="24"/>
-          <w:lang w:val="fr-FR"/>
-        </w:rPr>
-        <w:t>matplotlib</w:t>
-      </w:r>
-      <w:proofErr w:type="spellEnd"/>
-      <w:r>
-        <w:rPr>
-          <w:color w:val="000000" w:themeColor="text1"/>
-          <w:sz w:val="24"/>
-          <w:szCs w:val="24"/>
-          <w:lang w:val="fr-FR"/>
-        </w:rPr>
-        <w:t xml:space="preserve">, </w:t>
-      </w:r>
-      <w:proofErr w:type="spellStart"/>
-      <w:r>
-        <w:rPr>
-          <w:color w:val="000000" w:themeColor="text1"/>
-          <w:sz w:val="24"/>
-          <w:szCs w:val="24"/>
-          <w:lang w:val="fr-FR"/>
-        </w:rPr>
-        <w:t>seaborn</w:t>
-      </w:r>
-      <w:proofErr w:type="spellEnd"/>
-      <w:r>
-        <w:rPr>
-          <w:color w:val="000000" w:themeColor="text1"/>
-          <w:sz w:val="24"/>
-          <w:szCs w:val="24"/>
-          <w:lang w:val="fr-FR"/>
-        </w:rPr>
-        <w:t xml:space="preserve"> et warnings, puis nous avons </w:t>
-      </w:r>
-      <w:proofErr w:type="spellStart"/>
-      <w:r>
-        <w:rPr>
-          <w:color w:val="000000" w:themeColor="text1"/>
-          <w:sz w:val="24"/>
-          <w:szCs w:val="24"/>
-          <w:lang w:val="fr-FR"/>
-        </w:rPr>
-        <w:t>importer</w:t>
-      </w:r>
-      <w:proofErr w:type="spellEnd"/>
-      <w:r>
-        <w:rPr>
-          <w:color w:val="000000" w:themeColor="text1"/>
-          <w:sz w:val="24"/>
-          <w:szCs w:val="24"/>
-          <w:lang w:val="fr-FR"/>
-        </w:rPr>
-        <w:t xml:space="preserve"> nos </w:t>
-      </w:r>
-      <w:proofErr w:type="spellStart"/>
-      <w:r>
-        <w:rPr>
-          <w:color w:val="000000" w:themeColor="text1"/>
-          <w:sz w:val="24"/>
-          <w:szCs w:val="24"/>
-          <w:lang w:val="fr-FR"/>
-        </w:rPr>
-        <w:t>donnees</w:t>
-      </w:r>
-      <w:proofErr w:type="spellEnd"/>
-      <w:r>
-        <w:rPr>
-          <w:color w:val="000000" w:themeColor="text1"/>
-          <w:sz w:val="24"/>
-          <w:szCs w:val="24"/>
-          <w:lang w:val="fr-FR"/>
-        </w:rPr>
-        <w:t xml:space="preserve"> afin de visualiser les 5 </w:t>
-      </w:r>
-      <w:proofErr w:type="spellStart"/>
-      <w:r>
-        <w:rPr>
-          <w:color w:val="000000" w:themeColor="text1"/>
-          <w:sz w:val="24"/>
-          <w:szCs w:val="24"/>
-          <w:lang w:val="fr-FR"/>
-        </w:rPr>
-        <w:t>premieres</w:t>
-      </w:r>
-      <w:proofErr w:type="spellEnd"/>
-      <w:r>
-        <w:rPr>
-          <w:color w:val="000000" w:themeColor="text1"/>
-          <w:sz w:val="24"/>
-          <w:szCs w:val="24"/>
-          <w:lang w:val="fr-FR"/>
-        </w:rPr>
-        <w:t xml:space="preserve"> lignes.</w:t>
-      </w:r>
-    </w:p>
-    <w:p>
-      <w:pPr>
-        <w:jc w:val="both"/>
-        <w:rPr>
-          <w:color w:val="000000" w:themeColor="text1"/>
-          <w:sz w:val="24"/>
-          <w:szCs w:val="24"/>
-          <w:lang w:val="fr-FR"/>
-        </w:rPr>
-      </w:pPr>
-    </w:p>
-    <w:p>
-      <w:pPr>
-        <w:jc w:val="both"/>
-        <w:rPr>
-          <w:color w:val="000000" w:themeColor="text1"/>
-          <w:sz w:val="24"/>
-          <w:szCs w:val="24"/>
-          <w:lang w:val="fr-FR"/>
-        </w:rPr>
-      </w:pPr>
-      <w:bookmarkStart w:id="0" w:name="_GoBack"/>
+        <w:t>En ce qui concerne la phase d’exploration initiale, nous avons commence par importer les bibliotheques tel que pandas, numpy, matplotlib, seaborn et warnings, puis nous avons importer nos donnees afin de visualiser les 5 premieres lignes.</w:t>
+      </w:r>
+    </w:p>
+    <w:p>
+      <w:pPr>
+        <w:jc w:val="both"/>
+        <w:rPr>
+          <w:color w:val="000000" w:themeColor="text1"/>
+          <w:sz w:val="24"/>
+          <w:szCs w:val="24"/>
+          <w:lang w:val="fr-FR"/>
+        </w:rPr>
+      </w:pPr>
+    </w:p>
+    <w:p>
+      <w:pPr>
+        <w:jc w:val="both"/>
+        <w:rPr>
+          <w:color w:val="000000" w:themeColor="text1"/>
+          <w:sz w:val="24"/>
+          <w:szCs w:val="24"/>
+          <w:lang w:val="fr-FR"/>
+        </w:rPr>
+      </w:pPr>
       <w:r>
         <w:rPr>
           <w:noProof/>
@@ -1986,7 +1466,6 @@
         </w:drawing>
       </w:r>
     </w:p>
-    <w:bookmarkEnd w:id="0"/>
     <w:p>
       <w:pPr>
         <w:rPr>
@@ -2422,25 +1901,7 @@
           <w:szCs w:val="24"/>
           <w:lang w:val="fr-FR"/>
         </w:rPr>
-        <w:t xml:space="preserve">Pour la gestion de ces valeurs aberrantes nous avons </w:t>
-      </w:r>
-      <w:proofErr w:type="spellStart"/>
-      <w:r>
-        <w:rPr>
-          <w:sz w:val="24"/>
-          <w:szCs w:val="24"/>
-          <w:lang w:val="fr-FR"/>
-        </w:rPr>
-        <w:t>juge</w:t>
-      </w:r>
-      <w:proofErr w:type="spellEnd"/>
-      <w:r>
-        <w:rPr>
-          <w:sz w:val="24"/>
-          <w:szCs w:val="24"/>
-          <w:lang w:val="fr-FR"/>
-        </w:rPr>
-        <w:t xml:space="preserve"> qu’il était mieux de les limiter que les supprimer car ces données représentent 15% du dataset et elles sont très précieuses pour l’analyse de cette maladie.</w:t>
+        <w:t>Pour la gestion de ces valeurs aberrantes nous avons juge qu’il était mieux de les limiter que les supprimer car ces données représentent 15% du dataset et elles sont très précieuses pour l’analyse de cette maladie.</w:t>
       </w:r>
     </w:p>
     <w:p>
